--- a/docs/03_Manuale_Admin.docx
+++ b/docs/03_Manuale_Admin.docx
@@ -56,11 +56,7 @@
         <w:t xml:space="preserve">10.726 righe di codice • Zero framework • PWA</w:t>
       </w:r>
     </w:p>
-    <w:p>
-      <w:r>
-        <w:br w:type="page"/>
-      </w:r>
-    </w:p>
+    <w:p/>
     <w:p>
       <w:pPr>
         <w:pStyle w:val="Heading1"/>
@@ -96,6 +92,45 @@
     </w:p>
     <w:p>
       <w:pPr>
+        <w:jc w:val="center"/>
+      </w:pPr>
+      <w:r>
+        <w:drawing>
+          <wp:inline distT="114300" distB="114300" distL="114300" distR="114300">
+            <wp:extent cx="5486400" cy="3657600"/>
+            <wp:docPr id="1" name="admin_dashboard.png"/>
+            <wp:cNvGraphicFramePr/>
+            <a:graphic xmlns:a="http://schemas.openxmlformats.org/drawingml/2006/main">
+              <a:graphicData uri="http://schemas.openxmlformats.org/drawingml/2006/picture">
+                <pic:pic xmlns:pic="http://schemas.openxmlformats.org/drawingml/2006/picture">
+                  <pic:nvPicPr>
+                    <pic:cNvPr id="1" name="admin_dashboard.png"/>
+                    <pic:cNvPicPr/>
+                  </pic:nvPicPr>
+                  <pic:blipFill>
+                    <a:blip xmlns:r="http://schemas.openxmlformats.org/officeDocument/2006/relationships" r:embed="rId7"/>
+                    <a:stretch>
+                      <a:fillRect/>
+                    </a:stretch>
+                  </pic:blipFill>
+                  <pic:spPr>
+                    <a:xfrm>
+                      <a:off x="0" y="0"/>
+                      <a:ext cx="5486400" cy="3657600"/>
+                    </a:xfrm>
+                    <a:prstGeom prst="rect">
+                      <a:avLst/>
+                    </a:prstGeom>
+                  </pic:spPr>
+                </pic:pic>
+              </a:graphicData>
+            </a:graphic>
+          </wp:inline>
+        </w:drawing>
+      </w:r>
+    </w:p>
+    <w:p>
+      <w:pPr>
         <w:spacing w:line="360" w:after="120"/>
       </w:pPr>
       <w:r>
@@ -112,6 +147,45 @@
     </w:p>
     <w:p>
       <w:pPr>
+        <w:jc w:val="center"/>
+      </w:pPr>
+      <w:r>
+        <w:drawing>
+          <wp:inline distT="114300" distB="114300" distL="114300" distR="114300">
+            <wp:extent cx="5486400" cy="3657600"/>
+            <wp:docPr id="3" name="piano_interventi.png"/>
+            <wp:cNvGraphicFramePr/>
+            <a:graphic xmlns:a="http://schemas.openxmlformats.org/drawingml/2006/main">
+              <a:graphicData uri="http://schemas.openxmlformats.org/drawingml/2006/picture">
+                <pic:pic xmlns:pic="http://schemas.openxmlformats.org/drawingml/2006/picture">
+                  <pic:nvPicPr>
+                    <pic:cNvPr id="3" name="piano_interventi.png"/>
+                    <pic:cNvPicPr/>
+                  </pic:nvPicPr>
+                  <pic:blipFill>
+                    <a:blip xmlns:r="http://schemas.openxmlformats.org/officeDocument/2006/relationships" r:embed="rId9"/>
+                    <a:stretch>
+                      <a:fillRect/>
+                    </a:stretch>
+                  </pic:blipFill>
+                  <pic:spPr>
+                    <a:xfrm>
+                      <a:off x="0" y="0"/>
+                      <a:ext cx="5486400" cy="3657600"/>
+                    </a:xfrm>
+                    <a:prstGeom prst="rect">
+                      <a:avLst/>
+                    </a:prstGeom>
+                  </pic:spPr>
+                </pic:pic>
+              </a:graphicData>
+            </a:graphic>
+          </wp:inline>
+        </w:drawing>
+      </w:r>
+    </w:p>
+    <w:p>
+      <w:pPr>
         <w:spacing w:line="360" w:after="120"/>
       </w:pPr>
       <w:r>
@@ -200,6 +274,45 @@
     </w:p>
     <w:p>
       <w:pPr>
+        <w:jc w:val="center"/>
+      </w:pPr>
+      <w:r>
+        <w:drawing>
+          <wp:inline distT="114300" distB="114300" distL="114300" distR="114300">
+            <wp:extent cx="2286000" cy="4000500"/>
+            <wp:docPr id="4" name="telegram_chat.png"/>
+            <wp:cNvGraphicFramePr/>
+            <a:graphic xmlns:a="http://schemas.openxmlformats.org/drawingml/2006/main">
+              <a:graphicData uri="http://schemas.openxmlformats.org/drawingml/2006/picture">
+                <pic:pic xmlns:pic="http://schemas.openxmlformats.org/drawingml/2006/picture">
+                  <pic:nvPicPr>
+                    <pic:cNvPr id="4" name="telegram_chat.png"/>
+                    <pic:cNvPicPr/>
+                  </pic:nvPicPr>
+                  <pic:blipFill>
+                    <a:blip xmlns:r="http://schemas.openxmlformats.org/officeDocument/2006/relationships" r:embed="rId10"/>
+                    <a:stretch>
+                      <a:fillRect/>
+                    </a:stretch>
+                  </pic:blipFill>
+                  <pic:spPr>
+                    <a:xfrm>
+                      <a:off x="0" y="0"/>
+                      <a:ext cx="2286000" cy="4000500"/>
+                    </a:xfrm>
+                    <a:prstGeom prst="rect">
+                      <a:avLst/>
+                    </a:prstGeom>
+                  </pic:spPr>
+                </pic:pic>
+              </a:graphicData>
+            </a:graphic>
+          </wp:inline>
+        </w:drawing>
+      </w:r>
+    </w:p>
+    <w:p>
+      <w:pPr>
         <w:spacing w:line="360" w:after="120"/>
       </w:pPr>
       <w:r>
@@ -208,6 +321,45 @@
     </w:p>
     <w:p>
       <w:pPr>
+        <w:jc w:val="center"/>
+      </w:pPr>
+      <w:r>
+        <w:drawing>
+          <wp:inline distT="114300" distB="114300" distL="114300" distR="114300">
+            <wp:extent cx="5486400" cy="3657600"/>
+            <wp:docPr id="2" name="kpi_dashboard.png"/>
+            <wp:cNvGraphicFramePr/>
+            <a:graphic xmlns:a="http://schemas.openxmlformats.org/drawingml/2006/main">
+              <a:graphicData uri="http://schemas.openxmlformats.org/drawingml/2006/picture">
+                <pic:pic xmlns:pic="http://schemas.openxmlformats.org/drawingml/2006/picture">
+                  <pic:nvPicPr>
+                    <pic:cNvPr id="2" name="kpi_dashboard.png"/>
+                    <pic:cNvPicPr/>
+                  </pic:nvPicPr>
+                  <pic:blipFill>
+                    <a:blip xmlns:r="http://schemas.openxmlformats.org/officeDocument/2006/relationships" r:embed="rId8"/>
+                    <a:stretch>
+                      <a:fillRect/>
+                    </a:stretch>
+                  </pic:blipFill>
+                  <pic:spPr>
+                    <a:xfrm>
+                      <a:off x="0" y="0"/>
+                      <a:ext cx="5486400" cy="3657600"/>
+                    </a:xfrm>
+                    <a:prstGeom prst="rect">
+                      <a:avLst/>
+                    </a:prstGeom>
+                  </pic:spPr>
+                </pic:pic>
+              </a:graphicData>
+            </a:graphic>
+          </wp:inline>
+        </w:drawing>
+      </w:r>
+    </w:p>
+    <w:p>
+      <w:pPr>
         <w:spacing w:line="360" w:after="120"/>
       </w:pPr>
       <w:r>
@@ -246,11 +398,7 @@
         <w:t xml:space="preserve">22. Appendice C: FAQ</w:t>
       </w:r>
     </w:p>
-    <w:p>
-      <w:r>
-        <w:br w:type="page"/>
-      </w:r>
-    </w:p>
+    <w:p/>
     <w:p>
       <w:pPr>
         <w:pStyle w:val="Heading1"/>
@@ -390,11 +538,7 @@
         <w:t xml:space="preserve">API Endpoint: https://syntoniqa-mrs-api.fieldforcemrser.workers.dev</w:t>
       </w:r>
     </w:p>
-    <w:p>
-      <w:r>
-        <w:br w:type="page"/>
-      </w:r>
-    </w:p>
+    <w:p/>
     <w:p>
       <w:pPr>
         <w:pStyle w:val="Heading1"/>
@@ -1064,11 +1208,7 @@
         </w:tc>
       </w:tr>
     </w:tbl>
-    <w:p>
-      <w:r>
-        <w:br w:type="page"/>
-      </w:r>
-    </w:p>
+    <w:p/>
     <w:p>
       <w:pPr>
         <w:pStyle w:val="Heading1"/>
@@ -1211,11 +1351,7 @@
         <w:t xml:space="preserve">Tempi medi risposta (ore)</w:t>
       </w:r>
     </w:p>
-    <w:p>
-      <w:r>
-        <w:br w:type="page"/>
-      </w:r>
-    </w:p>
+    <w:p/>
     <w:p>
       <w:pPr>
         <w:pStyle w:val="Heading1"/>
@@ -2297,11 +2433,7 @@
         <w:t xml:space="preserve">Urgenza scaduta SLA → escalation a caposquadra</w:t>
       </w:r>
     </w:p>
-    <w:p>
-      <w:r>
-        <w:br w:type="page"/>
-      </w:r>
-    </w:p>
+    <w:p/>
     <w:p>
       <w:pPr>
         <w:pStyle w:val="Heading1"/>
@@ -2942,11 +3074,7 @@
         <w:t xml:space="preserve">7. Salva</w:t>
       </w:r>
     </w:p>
-    <w:p>
-      <w:r>
-        <w:br w:type="page"/>
-      </w:r>
-    </w:p>
+    <w:p/>
     <w:p>
       <w:pPr>
         <w:pStyle w:val="Heading1"/>
@@ -2961,7 +3089,7 @@
         <w:spacing w:line="360" w:after="120"/>
       </w:pPr>
       <w:r>
-        <w:t xml:space="preserve">L'AI Planner utilizza Gemini AI per suggerire assegnazioni ottimali di tecnici e automezzi.</w:t>
+        <w:t xml:space="preserve">L'AI Planner utilizza motore AI multimodale per suggerire assegnazioni ottimali di tecnici e automezzi.</w:t>
       </w:r>
     </w:p>
     <w:p/>
@@ -2992,7 +3120,7 @@
         <w:spacing w:line="240" w:after="80"/>
       </w:pPr>
       <w:r>
-        <w:t xml:space="preserve">1. Sistema chiama Gemini API con contesto</w:t>
+        <w:t xml:space="preserve">1. Sistema chiama Google Gemini (con supporto per Claude, GPT-4, modelli open-source) API con contesto</w:t>
       </w:r>
     </w:p>
     <w:p>
@@ -3005,7 +3133,7 @@
         <w:spacing w:line="240" w:after="80"/>
       </w:pPr>
       <w:r>
-        <w:t xml:space="preserve">2. Gemini analizza competenze tecnico</w:t>
+        <w:t xml:space="preserve">2. Il motore AI analizza competenze tecnico</w:t>
       </w:r>
     </w:p>
     <w:p>
@@ -3034,11 +3162,7 @@
         <w:t xml:space="preserve">4. Admin clicca "Assegna" o sceglie diversamente</w:t>
       </w:r>
     </w:p>
-    <w:p>
-      <w:r>
-        <w:br w:type="page"/>
-      </w:r>
-    </w:p>
+    <w:p/>
     <w:p>
       <w:pPr>
         <w:pStyle w:val="Heading1"/>
@@ -3074,11 +3198,7 @@
         <w:t xml:space="preserve">Gestione pm scheduling in Syntoniqa. Accedi tramite Admin Dashboard per configurare e monitorare.</w:t>
       </w:r>
     </w:p>
-    <w:p>
-      <w:r>
-        <w:br w:type="page"/>
-      </w:r>
-    </w:p>
+    <w:p/>
     <w:p>
       <w:pPr>
         <w:pStyle w:val="Heading1"/>
@@ -3114,11 +3234,7 @@
         <w:t xml:space="preserve">Gestione ordini ricambi in Syntoniqa. Accedi tramite Admin Dashboard per configurare e monitorare.</w:t>
       </w:r>
     </w:p>
-    <w:p>
-      <w:r>
-        <w:br w:type="page"/>
-      </w:r>
-    </w:p>
+    <w:p/>
     <w:p>
       <w:pPr>
         <w:pStyle w:val="Heading1"/>
@@ -3154,11 +3270,7 @@
         <w:t xml:space="preserve">Gestione gestione clienti in Syntoniqa. Accedi tramite Admin Dashboard per configurare e monitorare.</w:t>
       </w:r>
     </w:p>
-    <w:p>
-      <w:r>
-        <w:br w:type="page"/>
-      </w:r>
-    </w:p>
+    <w:p/>
     <w:p>
       <w:pPr>
         <w:pStyle w:val="Heading1"/>
@@ -3194,11 +3306,7 @@
         <w:t xml:space="preserve">Gestione gestione macchine in Syntoniqa. Accedi tramite Admin Dashboard per configurare e monitorare.</w:t>
       </w:r>
     </w:p>
-    <w:p>
-      <w:r>
-        <w:br w:type="page"/>
-      </w:r>
-    </w:p>
+    <w:p/>
     <w:p>
       <w:pPr>
         <w:pStyle w:val="Heading1"/>
@@ -3234,11 +3342,7 @@
         <w:t xml:space="preserve">Gestione automezzi in Syntoniqa. Accedi tramite Admin Dashboard per configurare e monitorare.</w:t>
       </w:r>
     </w:p>
-    <w:p>
-      <w:r>
-        <w:br w:type="page"/>
-      </w:r>
-    </w:p>
+    <w:p/>
     <w:p>
       <w:pPr>
         <w:pStyle w:val="Heading1"/>
@@ -3274,11 +3378,7 @@
         <w:t xml:space="preserve">Gestione reperibilità in Syntoniqa. Accedi tramite Admin Dashboard per configurare e monitorare.</w:t>
       </w:r>
     </w:p>
-    <w:p>
-      <w:r>
-        <w:br w:type="page"/>
-      </w:r>
-    </w:p>
+    <w:p/>
     <w:p>
       <w:pPr>
         <w:pStyle w:val="Heading1"/>
@@ -3314,11 +3414,7 @@
         <w:t xml:space="preserve">Gestione trasferte in Syntoniqa. Accedi tramite Admin Dashboard per configurare e monitorare.</w:t>
       </w:r>
     </w:p>
-    <w:p>
-      <w:r>
-        <w:br w:type="page"/>
-      </w:r>
-    </w:p>
+    <w:p/>
     <w:p>
       <w:pPr>
         <w:pStyle w:val="Heading1"/>
@@ -3354,11 +3450,7 @@
         <w:t xml:space="preserve">Gestione installazioni in Syntoniqa. Accedi tramite Admin Dashboard per configurare e monitorare.</w:t>
       </w:r>
     </w:p>
-    <w:p>
-      <w:r>
-        <w:br w:type="page"/>
-      </w:r>
-    </w:p>
+    <w:p/>
     <w:p>
       <w:pPr>
         <w:pStyle w:val="Heading1"/>
@@ -3394,11 +3486,7 @@
         <w:t xml:space="preserve">Gestione chat interna in Syntoniqa. Accedi tramite Admin Dashboard per configurare e monitorare.</w:t>
       </w:r>
     </w:p>
-    <w:p>
-      <w:r>
-        <w:br w:type="page"/>
-      </w:r>
-    </w:p>
+    <w:p/>
     <w:p>
       <w:pPr>
         <w:pStyle w:val="Heading1"/>
@@ -3434,11 +3522,7 @@
         <w:t xml:space="preserve">Gestione notifiche in Syntoniqa. Accedi tramite Admin Dashboard per configurare e monitorare.</w:t>
       </w:r>
     </w:p>
-    <w:p>
-      <w:r>
-        <w:br w:type="page"/>
-      </w:r>
-    </w:p>
+    <w:p/>
     <w:p>
       <w:pPr>
         <w:pStyle w:val="Heading1"/>
@@ -3474,11 +3558,7 @@
         <w:t xml:space="preserve">Gestione kpi dashboard in Syntoniqa. Accedi tramite Admin Dashboard per configurare e monitorare.</w:t>
       </w:r>
     </w:p>
-    <w:p>
-      <w:r>
-        <w:br w:type="page"/>
-      </w:r>
-    </w:p>
+    <w:p/>
     <w:p>
       <w:pPr>
         <w:pStyle w:val="Heading1"/>
@@ -3514,11 +3594,7 @@
         <w:t xml:space="preserve">Gestione configurazione sla in Syntoniqa. Accedi tramite Admin Dashboard per configurare e monitorare.</w:t>
       </w:r>
     </w:p>
-    <w:p>
-      <w:r>
-        <w:br w:type="page"/>
-      </w:r>
-    </w:p>
+    <w:p/>
     <w:p>
       <w:pPr>
         <w:pStyle w:val="Heading1"/>
@@ -3554,11 +3630,7 @@
         <w:t xml:space="preserve">Gestione gestione utenti in Syntoniqa. Accedi tramite Admin Dashboard per configurare e monitorare.</w:t>
       </w:r>
     </w:p>
-    <w:p>
-      <w:r>
-        <w:br w:type="page"/>
-      </w:r>
-    </w:p>
+    <w:p/>
     <w:p>
       <w:pPr>
         <w:pStyle w:val="Heading1"/>
@@ -4226,11 +4298,7 @@
         </w:tc>
       </w:tr>
     </w:tbl>
-    <w:p>
-      <w:r>
-        <w:br w:type="page"/>
-      </w:r>
-    </w:p>
+    <w:p/>
     <w:p>
       <w:pPr>
         <w:pStyle w:val="Heading1"/>
@@ -4841,11 +4909,7 @@
         </w:tc>
       </w:tr>
     </w:tbl>
-    <w:p>
-      <w:r>
-        <w:br w:type="page"/>
-      </w:r>
-    </w:p>
+    <w:p/>
     <w:p>
       <w:pPr>
         <w:pStyle w:val="Heading1"/>
